--- a/pr-preview/pr-204/estimation-handout.docx
+++ b/pr-preview/pr-204/estimation-handout.docx
@@ -15,7 +15,7 @@
         <w:pStyle w:val="Date"/>
       </w:pPr>
       <w:r>
-        <w:t xml:space="preserve">Last modified: 2026-10-15 03:31:19 (PDT)</w:t>
+        <w:t xml:space="preserve">Last modified: 2026-10-15 05:27:52 (PDT)</w:t>
       </w:r>
     </w:p>
     <w:bookmarkStart w:id="14" w:name="scientific-models"/>

--- a/pr-preview/pr-204/estimation-handout.docx
+++ b/pr-preview/pr-204/estimation-handout.docx
@@ -15,7 +15,7 @@
         <w:pStyle w:val="Date"/>
       </w:pPr>
       <w:r>
-        <w:t xml:space="preserve">Last modified: 2026-10-15 05:27:52 (PDT)</w:t>
+        <w:t xml:space="preserve">Last modified: 2026-10-15 08:46:14 (PDT)</w:t>
       </w:r>
     </w:p>
     <w:bookmarkStart w:id="14" w:name="scientific-models"/>
@@ -3758,6 +3758,60 @@
         <w:t xml:space="preserve">is a random variable.</w:t>
       </w:r>
     </w:p>
+    <w:p>
+      <w:pPr>
+        <w:pStyle w:val="Compact"/>
+        <w:numPr>
+          <w:ilvl w:val="0"/>
+          <w:numId w:val="1002"/>
+        </w:numPr>
+      </w:pPr>
+      <w:r>
+        <w:t xml:space="preserve">Hogg et al. (2019, sec. 6.4, pp. 264–276)</w:t>
+      </w:r>
+      <w:r>
+        <w:t xml:space="preserve"> </w:t>
+      </w:r>
+      <w:r>
+        <w:t xml:space="preserve">covers maximum likelihood and method of moments estimation.</w:t>
+      </w:r>
+    </w:p>
+    <w:p>
+      <w:pPr>
+        <w:pStyle w:val="Compact"/>
+        <w:numPr>
+          <w:ilvl w:val="0"/>
+          <w:numId w:val="1002"/>
+        </w:numPr>
+      </w:pPr>
+      <w:r>
+        <w:t xml:space="preserve">Casella and Berger (2002, sec. 7.2, pp. 312–329)</w:t>
+      </w:r>
+      <w:r>
+        <w:t xml:space="preserve"> </w:t>
+      </w:r>
+      <w:r>
+        <w:t xml:space="preserve">covers methods of finding estimators.</w:t>
+      </w:r>
+    </w:p>
+    <w:p>
+      <w:pPr>
+        <w:pStyle w:val="Compact"/>
+        <w:numPr>
+          <w:ilvl w:val="0"/>
+          <w:numId w:val="1002"/>
+        </w:numPr>
+      </w:pPr>
+      <w:r>
+        <w:t xml:space="preserve">Rice (2007, secs. 8.3–8.4, pp. 257–266)</w:t>
+      </w:r>
+      <w:r>
+        <w:t xml:space="preserve"> </w:t>
+      </w:r>
+      <w:r>
+        <w:t xml:space="preserve">covers parameter estimation and the method of moments.</w:t>
+      </w:r>
+    </w:p>
     <w:bookmarkEnd w:id="35"/>
     <w:bookmarkEnd w:id="36"/>
     <w:bookmarkStart w:id="102" w:name="sec-est-accuracy"/>
@@ -13693,6 +13747,20 @@
       </w:r>
     </w:p>
     <w:bookmarkEnd w:id="69"/>
+    <w:p>
+      <w:pPr>
+        <w:pStyle w:val="BodyText"/>
+      </w:pPr>
+      <w:r>
+        <w:t xml:space="preserve">Casella and Berger (2002, sec. 7.3.1, pp. 330–333)</w:t>
+      </w:r>
+      <w:r>
+        <w:t xml:space="preserve"> </w:t>
+      </w:r>
+      <w:r>
+        <w:t xml:space="preserve">covers mean squared error.</w:t>
+      </w:r>
+    </w:p>
     <w:bookmarkEnd w:id="70"/>
     <w:bookmarkStart w:id="84" w:name="sec-unbiased-estimators"/>
     <w:p>
@@ -14341,7 +14409,7 @@
         <w:pStyle w:val="Compact"/>
         <w:numPr>
           <w:ilvl w:val="0"/>
-          <w:numId w:val="1002"/>
+          <w:numId w:val="1003"/>
         </w:numPr>
       </w:pPr>
       <w:r>
@@ -14505,7 +14573,7 @@
         <w:pStyle w:val="Compact"/>
         <w:numPr>
           <w:ilvl w:val="0"/>
-          <w:numId w:val="1002"/>
+          <w:numId w:val="1003"/>
         </w:numPr>
       </w:pPr>
       <w:r>
@@ -26432,69 +26500,6 @@
     </w:p>
     <w:bookmarkEnd w:id="101"/>
     <w:bookmarkEnd w:id="102"/>
-    <w:bookmarkStart w:id="103" w:name="textbook-cross-references"/>
-    <w:p>
-      <w:pPr>
-        <w:pStyle w:val="Heading2"/>
-      </w:pPr>
-      <w:r>
-        <w:t xml:space="preserve">Textbook cross-references</w:t>
-      </w:r>
-    </w:p>
-    <w:p>
-      <w:pPr>
-        <w:pStyle w:val="FirstParagraph"/>
-      </w:pPr>
-      <w:r>
-        <w:t xml:space="preserve">Textbook sections on the topics of this page:</w:t>
-      </w:r>
-    </w:p>
-    <w:p>
-      <w:pPr>
-        <w:pStyle w:val="Compact"/>
-        <w:numPr>
-          <w:ilvl w:val="0"/>
-          <w:numId w:val="1003"/>
-        </w:numPr>
-      </w:pPr>
-      <w:r>
-        <w:t xml:space="preserve">Hogg et al. (2019, sec. 6.4, pp. 264–276)</w:t>
-      </w:r>
-      <w:r>
-        <w:t xml:space="preserve">: Maximum likelihood and method of moments estimation</w:t>
-      </w:r>
-    </w:p>
-    <w:p>
-      <w:pPr>
-        <w:pStyle w:val="Compact"/>
-        <w:numPr>
-          <w:ilvl w:val="0"/>
-          <w:numId w:val="1003"/>
-        </w:numPr>
-      </w:pPr>
-      <w:r>
-        <w:t xml:space="preserve">Casella and Berger (2002, sec. 7.2, pp. 312–329)</w:t>
-      </w:r>
-      <w:r>
-        <w:t xml:space="preserve">: Methods of finding estimators</w:t>
-      </w:r>
-    </w:p>
-    <w:p>
-      <w:pPr>
-        <w:pStyle w:val="Compact"/>
-        <w:numPr>
-          <w:ilvl w:val="0"/>
-          <w:numId w:val="1003"/>
-        </w:numPr>
-      </w:pPr>
-      <w:r>
-        <w:t xml:space="preserve">Casella and Berger (2002, sec. 7.3.1, pp. 330–333)</w:t>
-      </w:r>
-      <w:r>
-        <w:t xml:space="preserve">: Mean squared error</w:t>
-      </w:r>
-    </w:p>
-    <w:bookmarkEnd w:id="103"/>
     <w:bookmarkStart w:id="119" w:name="references"/>
     <w:p>
       <w:pPr>
@@ -26505,7 +26510,7 @@
       </w:r>
     </w:p>
     <w:bookmarkStart w:id="118" w:name="refs"/>
-    <w:bookmarkStart w:id="105" w:name="ref-fiveminuteai_probstat"/>
+    <w:bookmarkStart w:id="104" w:name="ref-fiveminuteai_probstat"/>
     <w:p>
       <w:pPr>
         <w:pStyle w:val="Bibliography"/>
@@ -26529,7 +26534,7 @@
       <w:r>
         <w:t xml:space="preserve"> </w:t>
       </w:r>
-      <w:hyperlink r:id="rId104">
+      <w:hyperlink r:id="rId103">
         <w:r>
           <w:rPr>
             <w:rStyle w:val="Hyperlink"/>
@@ -26541,8 +26546,8 @@
         <w:t xml:space="preserve">.</w:t>
       </w:r>
     </w:p>
-    <w:bookmarkEnd w:id="105"/>
-    <w:bookmarkStart w:id="106" w:name="ref-box_draper_1987"/>
+    <w:bookmarkEnd w:id="104"/>
+    <w:bookmarkStart w:id="105" w:name="ref-box_draper_1987"/>
     <w:p>
       <w:pPr>
         <w:pStyle w:val="Bibliography"/>
@@ -26564,8 +26569,8 @@
         <w:t xml:space="preserve">. Wiley Series in Probability and Mathematical Statistics. Applied Probability and Statistics. Wiley.</w:t>
       </w:r>
     </w:p>
-    <w:bookmarkEnd w:id="106"/>
-    <w:bookmarkStart w:id="108" w:name="ref-CaseBerg01"/>
+    <w:bookmarkEnd w:id="105"/>
+    <w:bookmarkStart w:id="107" w:name="ref-CaseBerg01"/>
     <w:p>
       <w:pPr>
         <w:pStyle w:val="Bibliography"/>
@@ -26589,7 +26594,7 @@
       <w:r>
         <w:t xml:space="preserve"> </w:t>
       </w:r>
-      <w:hyperlink r:id="rId107">
+      <w:hyperlink r:id="rId106">
         <w:r>
           <w:rPr>
             <w:rStyle w:val="Hyperlink"/>
@@ -26601,8 +26606,8 @@
         <w:t xml:space="preserve">.</w:t>
       </w:r>
     </w:p>
-    <w:bookmarkEnd w:id="108"/>
-    <w:bookmarkStart w:id="110" w:name="ref-dunn2018generalized"/>
+    <w:bookmarkEnd w:id="107"/>
+    <w:bookmarkStart w:id="109" w:name="ref-dunn2018generalized"/>
     <w:p>
       <w:pPr>
         <w:pStyle w:val="Bibliography"/>
@@ -26640,7 +26645,7 @@
       <w:r>
         <w:t xml:space="preserve"> </w:t>
       </w:r>
-      <w:hyperlink r:id="rId109">
+      <w:hyperlink r:id="rId108">
         <w:r>
           <w:rPr>
             <w:rStyle w:val="Hyperlink"/>
@@ -26652,8 +26657,8 @@
         <w:t xml:space="preserve">.</w:t>
       </w:r>
     </w:p>
-    <w:bookmarkEnd w:id="110"/>
-    <w:bookmarkStart w:id="111" w:name="ref-hoggtanis2015"/>
+    <w:bookmarkEnd w:id="109"/>
+    <w:bookmarkStart w:id="110" w:name="ref-hoggtanis2015"/>
     <w:p>
       <w:pPr>
         <w:pStyle w:val="Bibliography"/>
@@ -26675,8 +26680,8 @@
         <w:t xml:space="preserve">. Tenth edition. Pearson.</w:t>
       </w:r>
     </w:p>
-    <w:bookmarkEnd w:id="111"/>
-    <w:bookmarkStart w:id="113" w:name="ref-lawrance2020estimand"/>
+    <w:bookmarkEnd w:id="110"/>
+    <w:bookmarkStart w:id="112" w:name="ref-lawrance2020estimand"/>
     <w:p>
       <w:pPr>
         <w:pStyle w:val="Bibliography"/>
@@ -26709,7 +26714,7 @@
       <w:r>
         <w:t xml:space="preserve"> </w:t>
       </w:r>
-      <w:hyperlink r:id="rId112">
+      <w:hyperlink r:id="rId111">
         <w:r>
           <w:rPr>
             <w:rStyle w:val="Hyperlink"/>
@@ -26721,8 +26726,8 @@
         <w:t xml:space="preserve">.</w:t>
       </w:r>
     </w:p>
-    <w:bookmarkEnd w:id="113"/>
-    <w:bookmarkStart w:id="115" w:name="ref-pohl2021estimands"/>
+    <w:bookmarkEnd w:id="112"/>
+    <w:bookmarkStart w:id="114" w:name="ref-pohl2021estimands"/>
     <w:p>
       <w:pPr>
         <w:pStyle w:val="Bibliography"/>
@@ -26782,7 +26787,7 @@
       <w:r>
         <w:t xml:space="preserve"> </w:t>
       </w:r>
-      <w:hyperlink r:id="rId114">
+      <w:hyperlink r:id="rId113">
         <w:r>
           <w:rPr>
             <w:rStyle w:val="Hyperlink"/>
@@ -26792,6 +26797,29 @@
       </w:hyperlink>
       <w:r>
         <w:t xml:space="preserve">.</w:t>
+      </w:r>
+    </w:p>
+    <w:bookmarkEnd w:id="114"/>
+    <w:bookmarkStart w:id="115" w:name="ref-rice2007mathematical"/>
+    <w:p>
+      <w:pPr>
+        <w:pStyle w:val="Bibliography"/>
+      </w:pPr>
+      <w:r>
+        <w:t xml:space="preserve">Rice, John A. 2007.</w:t>
+      </w:r>
+      <w:r>
+        <w:t xml:space="preserve"> </w:t>
+      </w:r>
+      <w:r>
+        <w:rPr>
+          <w:i/>
+          <w:iCs/>
+        </w:rPr>
+        <w:t xml:space="preserve">Mathematical Statistics and Data Analysis</w:t>
+      </w:r>
+      <w:r>
+        <w:t xml:space="preserve">. 3rd ed. Cengage Learning.</w:t>
       </w:r>
     </w:p>
     <w:bookmarkEnd w:id="115"/>

--- a/pr-preview/pr-204/estimation-handout.docx
+++ b/pr-preview/pr-204/estimation-handout.docx
@@ -15,7 +15,7 @@
         <w:pStyle w:val="Date"/>
       </w:pPr>
       <w:r>
-        <w:t xml:space="preserve">Last modified: 2026-10-15 08:46:14 (PDT)</w:t>
+        <w:t xml:space="preserve">Last modified: 2026-10-15 12:50:24 (PDT)</w:t>
       </w:r>
     </w:p>
     <w:bookmarkStart w:id="14" w:name="scientific-models"/>

--- a/pr-preview/pr-204/estimation-handout.docx
+++ b/pr-preview/pr-204/estimation-handout.docx
@@ -15,7 +15,7 @@
         <w:pStyle w:val="Date"/>
       </w:pPr>
       <w:r>
-        <w:t xml:space="preserve">Last modified: 2026-10-15 12:50:24 (PDT)</w:t>
+        <w:t xml:space="preserve">Last modified: 2026-10-15 13:07:45 (PDT)</w:t>
       </w:r>
     </w:p>
     <w:bookmarkStart w:id="14" w:name="scientific-models"/>
